--- a/tillsyn/A 38246-2024 tillsynsbegäran.docx
+++ b/tillsyn/A 38246-2024 tillsynsbegäran.docx
@@ -1181,7 +1181,7 @@
     <w:r>
       <w:tab/>
       <w:tab/>
-      <w:t>2026-03-20</w:t>
+      <w:t>2026-03-21</w:t>
       <w:br/>
       <w:br/>
     </w:r>

--- a/tillsyn/A 38246-2024 tillsynsbegäran.docx
+++ b/tillsyn/A 38246-2024 tillsynsbegäran.docx
@@ -1181,7 +1181,7 @@
     <w:r>
       <w:tab/>
       <w:tab/>
-      <w:t>2026-03-21</w:t>
+      <w:t>2026-03-22</w:t>
       <w:br/>
       <w:br/>
     </w:r>

--- a/tillsyn/A 38246-2024 tillsynsbegäran.docx
+++ b/tillsyn/A 38246-2024 tillsynsbegäran.docx
@@ -1181,7 +1181,7 @@
     <w:r>
       <w:tab/>
       <w:tab/>
-      <w:t>2026-03-22</w:t>
+      <w:t>2026-03-23</w:t>
       <w:br/>
       <w:br/>
     </w:r>

--- a/tillsyn/A 38246-2024 tillsynsbegäran.docx
+++ b/tillsyn/A 38246-2024 tillsynsbegäran.docx
@@ -1181,7 +1181,7 @@
     <w:r>
       <w:tab/>
       <w:tab/>
-      <w:t>2026-03-23</w:t>
+      <w:t>2026-03-24</w:t>
       <w:br/>
       <w:br/>
     </w:r>

--- a/tillsyn/A 38246-2024 tillsynsbegäran.docx
+++ b/tillsyn/A 38246-2024 tillsynsbegäran.docx
@@ -1181,7 +1181,7 @@
     <w:r>
       <w:tab/>
       <w:tab/>
-      <w:t>2026-03-24</w:t>
+      <w:t>2026-03-25</w:t>
       <w:br/>
       <w:br/>
     </w:r>

--- a/tillsyn/A 38246-2024 tillsynsbegäran.docx
+++ b/tillsyn/A 38246-2024 tillsynsbegäran.docx
@@ -1181,7 +1181,7 @@
     <w:r>
       <w:tab/>
       <w:tab/>
-      <w:t>2026-03-25</w:t>
+      <w:t>2026-03-26</w:t>
       <w:br/>
       <w:br/>
     </w:r>

--- a/tillsyn/A 38246-2024 tillsynsbegäran.docx
+++ b/tillsyn/A 38246-2024 tillsynsbegäran.docx
@@ -1181,7 +1181,7 @@
     <w:r>
       <w:tab/>
       <w:tab/>
-      <w:t>2026-03-26</w:t>
+      <w:t>2026-03-27</w:t>
       <w:br/>
       <w:br/>
     </w:r>

--- a/tillsyn/A 38246-2024 tillsynsbegäran.docx
+++ b/tillsyn/A 38246-2024 tillsynsbegäran.docx
@@ -1181,7 +1181,7 @@
     <w:r>
       <w:tab/>
       <w:tab/>
-      <w:t>2026-03-27</w:t>
+      <w:t>2026-03-28</w:t>
       <w:br/>
       <w:br/>
     </w:r>

--- a/tillsyn/A 38246-2024 tillsynsbegäran.docx
+++ b/tillsyn/A 38246-2024 tillsynsbegäran.docx
@@ -1176,7 +1176,7 @@
     <w:r>
       <w:tab/>
       <w:tab/>
-      <w:t>2026-04-14</w:t>
+      <w:t>2026-04-15</w:t>
       <w:br/>
       <w:br/>
     </w:r>

--- a/tillsyn/A 38246-2024 tillsynsbegäran.docx
+++ b/tillsyn/A 38246-2024 tillsynsbegäran.docx
@@ -1176,7 +1176,7 @@
     <w:r>
       <w:tab/>
       <w:tab/>
-      <w:t>2026-04-15</w:t>
+      <w:t>2026-04-16</w:t>
       <w:br/>
       <w:br/>
     </w:r>

--- a/tillsyn/A 38246-2024 tillsynsbegäran.docx
+++ b/tillsyn/A 38246-2024 tillsynsbegäran.docx
@@ -1176,7 +1176,7 @@
     <w:r>
       <w:tab/>
       <w:tab/>
-      <w:t>2026-04-16</w:t>
+      <w:t>2026-04-17</w:t>
       <w:br/>
       <w:br/>
     </w:r>

--- a/tillsyn/A 38246-2024 tillsynsbegäran.docx
+++ b/tillsyn/A 38246-2024 tillsynsbegäran.docx
@@ -1176,7 +1176,7 @@
     <w:r>
       <w:tab/>
       <w:tab/>
-      <w:t>2026-04-17</w:t>
+      <w:t>2026-04-18</w:t>
       <w:br/>
       <w:br/>
     </w:r>

--- a/tillsyn/A 38246-2024 tillsynsbegäran.docx
+++ b/tillsyn/A 38246-2024 tillsynsbegäran.docx
@@ -221,7 +221,7 @@
         <w:t>Pletocarpon nephromeum</w:t>
       </w:r>
       <w:r>
-        <w:t xml:space="preserve"> (EN), som växer på stuplav. Ytterligare två sällsynta lavparasiter, </w:t>
+        <w:t xml:space="preserve"> (EN), som växer på stuplav. Ytterligare tre sällsynta lavparasiter, </w:t>
       </w:r>
       <w:r>
         <w:rPr>
@@ -230,7 +230,7 @@
         <w:t>Protounguicularia nephromatis</w:t>
       </w:r>
       <w:r>
-        <w:t xml:space="preserve"> (VU) och </w:t>
+        <w:t xml:space="preserve"> (VU), </w:t>
       </w:r>
       <w:r>
         <w:rPr>
@@ -239,7 +239,16 @@
         <w:t>Refractohilum galligenum</w:t>
       </w:r>
       <w:r>
-        <w:t xml:space="preserve"> (NT), kan också påträffas på stuplav. Stuplav är typisk art för </w:t>
+        <w:t xml:space="preserve"> (NT) och </w:t>
+      </w:r>
+      <w:r>
+        <w:rPr>
+          <w:i/>
+        </w:rPr>
+        <w:t>Roselliniella nephromatis</w:t>
+      </w:r>
+      <w:r>
+        <w:t xml:space="preserve"> (DD), kan också påträffas på stuplav. Stuplav är typisk art för </w:t>
       </w:r>
       <w:r>
         <w:rPr>
@@ -1176,7 +1185,7 @@
     <w:r>
       <w:tab/>
       <w:tab/>
-      <w:t>2026-04-18</w:t>
+      <w:t>2026-04-19</w:t>
       <w:br/>
       <w:br/>
     </w:r>

--- a/tillsyn/A 38246-2024 tillsynsbegäran.docx
+++ b/tillsyn/A 38246-2024 tillsynsbegäran.docx
@@ -1185,7 +1185,7 @@
     <w:r>
       <w:tab/>
       <w:tab/>
-      <w:t>2026-04-19</w:t>
+      <w:t>2026-04-20</w:t>
       <w:br/>
       <w:br/>
     </w:r>

--- a/tillsyn/A 38246-2024 tillsynsbegäran.docx
+++ b/tillsyn/A 38246-2024 tillsynsbegäran.docx
@@ -1185,7 +1185,7 @@
     <w:r>
       <w:tab/>
       <w:tab/>
-      <w:t>2026-04-20</w:t>
+      <w:t>2026-04-21</w:t>
       <w:br/>
       <w:br/>
     </w:r>

--- a/tillsyn/A 38246-2024 tillsynsbegäran.docx
+++ b/tillsyn/A 38246-2024 tillsynsbegäran.docx
@@ -1185,7 +1185,7 @@
     <w:r>
       <w:tab/>
       <w:tab/>
-      <w:t>2026-04-21</w:t>
+      <w:t>2026-04-22</w:t>
       <w:br/>
       <w:br/>
     </w:r>

--- a/tillsyn/A 38246-2024 tillsynsbegäran.docx
+++ b/tillsyn/A 38246-2024 tillsynsbegäran.docx
@@ -1185,7 +1185,7 @@
     <w:r>
       <w:tab/>
       <w:tab/>
-      <w:t>2026-04-22</w:t>
+      <w:t>2026-04-23</w:t>
       <w:br/>
       <w:br/>
     </w:r>

--- a/tillsyn/A 38246-2024 tillsynsbegäran.docx
+++ b/tillsyn/A 38246-2024 tillsynsbegäran.docx
@@ -1185,7 +1185,7 @@
     <w:r>
       <w:tab/>
       <w:tab/>
-      <w:t>2026-04-23</w:t>
+      <w:t>2026-04-24</w:t>
       <w:br/>
       <w:br/>
     </w:r>

--- a/tillsyn/A 38246-2024 tillsynsbegäran.docx
+++ b/tillsyn/A 38246-2024 tillsynsbegäran.docx
@@ -1185,7 +1185,7 @@
     <w:r>
       <w:tab/>
       <w:tab/>
-      <w:t>2026-04-24</w:t>
+      <w:t>2026-04-25</w:t>
       <w:br/>
       <w:br/>
     </w:r>
